--- a/tests/fixtures/real_templates/tables.docx
+++ b/tests/fixtures/real_templates/tables.docx
@@ -2882,7 +2882,7 @@
               <w:rPr>
                 <w:rtl w:val="0"/>
               </w:rPr>
-              <w:t xml:space="preserve">{{ client_name, clien_type, sep=”, “}}</w:t>
+              <w:t xml:space="preserve">{{ client_name, client_type, sep=”, “}}</w:t>
             </w:r>
           </w:p>
         </w:tc>
